--- a/docs/사업계획서/2026-10_클로드활용_직장인투잡_사업계획서.docx
+++ b/docs/사업계획서/2026-10_클로드활용_직장인투잡_사업계획서.docx
@@ -2,7 +2,7 @@
 <file path=word/document.xml><?xml version="1.0" encoding="utf-8"?>
 <w:document xmlns:w="http://schemas.openxmlformats.org/wordprocessingml/2006/main" xmlns:m="http://schemas.openxmlformats.org/officeDocument/2006/math" xmlns:r="http://schemas.openxmlformats.org/officeDocument/2006/relationships" xmlns:o="urn:schemas-microsoft-com:office:office" xmlns:v="urn:schemas-microsoft-com:vml" xmlns:w10="urn:schemas-microsoft-com:office:word" xmlns:a="http://schemas.openxmlformats.org/drawingml/2006/main" xmlns:pic="http://schemas.openxmlformats.org/drawingml/2006/picture" xmlns:wp="http://schemas.openxmlformats.org/drawingml/2006/wordprocessingDrawing">
   <w:body>
-    <w:bookmarkStart w:id="56" w:name="클로드-활용-직장인-투잡-추천-및-사업계획서"/>
+    <w:bookmarkStart w:id="62" w:name="클로드-활용-직장인-투잡-추천-및-사업계획서"/>
     <w:p>
       <w:pPr>
         <w:pStyle w:val="Heading1"/>
@@ -56,7 +56,7 @@
         <w:pStyle w:val="Compact"/>
       </w:pPr>
       <w:r>
-        <w:t xml:space="preserve">버전: v1.0 (검토용 초안)</w:t>
+        <w:t xml:space="preserve">버전: v1.1 (검토용 초안, 3순위 병행 계획과 투잡 키트 추가)</w:t>
       </w:r>
     </w:p>
     <w:p>
@@ -74,7 +74,19 @@
         <w:t xml:space="preserve"> </w:t>
       </w:r>
       <w:r>
-        <w:t xml:space="preserve">1~2장은 조건에 맞는 투잡 후보를 비교하고 하나를 고르는 과정이다. 3장부터가 선택한 투잡의 사업계획서다. 바로 시작하려면 6장 「첫 30일 실행 체크리스트」부터 보면 된다.</w:t>
+        <w:t xml:space="preserve">1~2장은 조건에 맞는 투잡 후보를 비교하고 하나를 고르는 과정이다. 3장부터가 선택한 투잡의 사업계획서다. 바로 시작하려면 9장 「첫 30일 실행 체크리스트」부터 보면 된다. 상품 페이지 원고, 질문지, 응대 문구, 클로드 지침, 포트폴리오 샘플, 전자책 원고는</w:t>
+      </w:r>
+      <w:r>
+        <w:t xml:space="preserve"> </w:t>
+      </w:r>
+      <w:r>
+        <w:rPr>
+          <w:rStyle w:val="VerbatimChar"/>
+        </w:rPr>
+        <w:t xml:space="preserve">docs/투잡키트/</w:t>
+      </w:r>
+      <w:r>
+        <w:t xml:space="preserve">에 있다.</w:t>
       </w:r>
       <w:r>
         <w:t xml:space="preserve"> </w:t>
@@ -6772,6 +6784,24 @@
         </w:rPr>
         <w:t xml:space="preserve">2주 차: 상품 만들기</w:t>
       </w:r>
+      <w:r>
+        <w:t xml:space="preserve"> </w:t>
+      </w:r>
+      <w:r>
+        <w:t xml:space="preserve">(원고는</w:t>
+      </w:r>
+      <w:r>
+        <w:t xml:space="preserve"> </w:t>
+      </w:r>
+      <w:r>
+        <w:rPr>
+          <w:rStyle w:val="VerbatimChar"/>
+        </w:rPr>
+        <w:t xml:space="preserve">docs/투잡키트/1-제안서컨설팅/</w:t>
+      </w:r>
+      <w:r>
+        <w:t xml:space="preserve">에 있다)</w:t>
+      </w:r>
     </w:p>
     <w:p>
       <w:pPr>
@@ -6897,6 +6927,30 @@
       </w:r>
     </w:p>
     <w:p>
+      <w:pPr>
+        <w:numPr>
+          <w:ilvl w:val="0"/>
+          <w:numId w:val="1011"/>
+        </w:numPr>
+        <w:pStyle w:val="Compact"/>
+      </w:pPr>
+      <w:r>
+        <w:t xml:space="preserve">☐ 전자책 원고 교정·등록 (10장,</w:t>
+      </w:r>
+      <w:r>
+        <w:t xml:space="preserve"> </w:t>
+      </w:r>
+      <w:r>
+        <w:rPr>
+          <w:rStyle w:val="VerbatimChar"/>
+        </w:rPr>
+        <w:t xml:space="preserve">docs/투잡키트/3-전자책/</w:t>
+      </w:r>
+      <w:r>
+        <w:t xml:space="preserve">)</w:t>
+      </w:r>
+    </w:p>
+    <w:p>
       <w:r>
         <w:pict>
           <v:rect style="width:0;height:1.5pt" o:hralign="center" o:hrstd="t" o:hr="t"/>
@@ -6904,13 +6958,13 @@
       </w:r>
     </w:p>
     <w:bookmarkEnd w:id="46"/>
-    <w:bookmarkStart w:id="47" w:name="부록-a-클로드-프롬프트-초안-5종"/>
+    <w:bookmarkStart w:id="52" w:name="Xf2dd777ea062a5f34554d7fc08628649c4b5750"/>
     <w:p>
       <w:pPr>
         <w:pStyle w:val="Heading2"/>
       </w:pPr>
       <w:r>
-        <w:t xml:space="preserve">부록 A. 클로드 프롬프트 초안 5종</w:t>
+        <w:t xml:space="preserve">10. 병행 계획: 제안서·보고서 템플릿 전자책 (3순위)</w:t>
       </w:r>
     </w:p>
     <w:p>
@@ -6918,54 +6972,867 @@
         <w:pStyle w:val="FirstParagraph"/>
       </w:pPr>
       <w:r>
-        <w:t xml:space="preserve">프로젝트 지침에 넣을 공통 원칙:</w:t>
-      </w:r>
-    </w:p>
-    <w:p>
-      <w:pPr>
-        <w:pStyle w:val="SourceCode"/>
-      </w:pPr>
+        <w:t xml:space="preserve">1순위 컨설팅에서 쓰는 목차·문장·체크리스트를 전자책 한 권으로 묶어 크몽과 유페이퍼에서 판다. 매출을 대신하는 것이 아니라</w:t>
+      </w:r>
+      <w:r>
+        <w:t xml:space="preserve"> </w:t>
+      </w:r>
+      <w:r>
+        <w:rPr>
+          <w:bCs/>
+          <w:b/>
+        </w:rPr>
+        <w:t xml:space="preserve">작업이 없는 달의 바닥 수익</w:t>
+      </w:r>
+      <w:r>
+        <w:t xml:space="preserve">과</w:t>
+      </w:r>
+      <w:r>
+        <w:t xml:space="preserve"> </w:t>
+      </w:r>
+      <w:r>
+        <w:rPr>
+          <w:bCs/>
+          <w:b/>
+        </w:rPr>
+        <w:t xml:space="preserve">「출간 저자」라는 신뢰 표시</w:t>
+      </w:r>
+      <w:r>
+        <w:t xml:space="preserve">가 목적이다. 원고 전문과 등록 절차는</w:t>
+      </w:r>
+      <w:r>
+        <w:t xml:space="preserve"> </w:t>
+      </w:r>
       <w:r>
         <w:rPr>
           <w:rStyle w:val="VerbatimChar"/>
         </w:rPr>
-        <w:t xml:space="preserve">너는 20년 경력의 B2B 제안서 컨설턴트를 돕는 보조자다.</w:t>
-      </w:r>
-      <w:r>
-        <w:br/>
-      </w:r>
-      <w:r>
-        <w:rPr>
-          <w:rStyle w:val="VerbatimChar"/>
-        </w:rPr>
-        <w:t xml:space="preserve">- 고객이 준 자료에 없는 숫자·사례·고객사명을 만들어 내지 않는다. 필요하면 [확인 필요]로 표시한다.</w:t>
-      </w:r>
-      <w:r>
-        <w:br/>
-      </w:r>
-      <w:r>
-        <w:rPr>
-          <w:rStyle w:val="VerbatimChar"/>
-        </w:rPr>
-        <w:t xml:space="preserve">- 심사자가 3분 안에 결론을 찾도록 결론 → 근거 → 상세 순서로 쓴다.</w:t>
-      </w:r>
-      <w:r>
-        <w:br/>
-      </w:r>
-      <w:r>
-        <w:rPr>
-          <w:rStyle w:val="VerbatimChar"/>
-        </w:rPr>
-        <w:t xml:space="preserve">- 한 문단은 3문장 이내, 한 문장은 25자 내외의 짧은 한국어로 쓴다.</w:t>
-      </w:r>
-      <w:r>
-        <w:br/>
-      </w:r>
-      <w:r>
-        <w:rPr>
-          <w:rStyle w:val="VerbatimChar"/>
-        </w:rPr>
-        <w:t xml:space="preserve">- 과장 표현(최고, 유일, 혁신적)을 쓰지 않고 숫자로 말한다.</w:t>
+        <w:t xml:space="preserve">docs/투잡키트/3-전자책/</w:t>
+      </w:r>
+      <w:r>
+        <w:t xml:space="preserve">에 있다.</w:t>
+      </w:r>
+    </w:p>
+    <w:bookmarkStart w:id="47" w:name="X40855f26761bf0e5c6559ee3cebbf10b2b1f3c0"/>
+    <w:p>
+      <w:pPr>
+        <w:pStyle w:val="Heading3"/>
+      </w:pPr>
+      <w:r>
+        <w:t xml:space="preserve">10.1 상품</w:t>
+      </w:r>
+    </w:p>
+    <w:tbl>
+      <w:tblPr>
+        <w:tblStyle w:val="Table"/>
+        <w:tblW w:type="auto" w:w="0"/>
+        <w:jc w:val="start"/>
+        <w:tblBorders>
+          <w:top w:val="single" w:sz="4" w:space="0" w:color="BFBFBF"/>
+          <w:left w:val="single" w:sz="4" w:space="0" w:color="BFBFBF"/>
+          <w:bottom w:val="single" w:sz="4" w:space="0" w:color="BFBFBF"/>
+          <w:right w:val="single" w:sz="4" w:space="0" w:color="BFBFBF"/>
+          <w:insideH w:val="single" w:sz="4" w:space="0" w:color="BFBFBF"/>
+          <w:insideV w:val="single" w:sz="4" w:space="0" w:color="BFBFBF"/>
+        </w:tblBorders>
+        <w:tblLook w:firstRow="1" w:lastRow="0" w:firstColumn="0" w:lastColumn="0" w:noHBand="0" w:noVBand="0" w:val="0020"/>
+      </w:tblPr>
+      <w:tblGrid>
+        <w:gridCol w:w="3960"/>
+        <w:gridCol w:w="3960"/>
+      </w:tblGrid>
+      <w:tr>
+        <w:trPr>
+          <w:tblHeader w:val="true"/>
+        </w:trPr>
+        <w:tc>
+          <w:tcPr>
+            <w:shd w:val="clear" w:color="auto" w:fill="E8EEF7"/>
+          </w:tcPr>
+          <w:p>
+            <w:pPr>
+              <w:pStyle w:val="Compact"/>
+              <w:jc w:val="left"/>
+            </w:pPr>
+            <w:r>
+              <w:rPr>
+                <w:b/>
+              </w:rPr>
+              <w:t xml:space="preserve">항목</w:t>
+            </w:r>
+          </w:p>
+        </w:tc>
+        <w:tc>
+          <w:tcPr>
+            <w:shd w:val="clear" w:color="auto" w:fill="E8EEF7"/>
+          </w:tcPr>
+          <w:p>
+            <w:pPr>
+              <w:pStyle w:val="Compact"/>
+              <w:jc w:val="left"/>
+            </w:pPr>
+            <w:r>
+              <w:rPr>
+                <w:b/>
+              </w:rPr>
+              <w:t xml:space="preserve">내용</w:t>
+            </w:r>
+          </w:p>
+        </w:tc>
+      </w:tr>
+      <w:tr>
+        <w:tc>
+          <w:tcPr/>
+          <w:p>
+            <w:pPr>
+              <w:pStyle w:val="Compact"/>
+              <w:jc w:val="left"/>
+            </w:pPr>
+            <w:r>
+              <w:t xml:space="preserve">제목</w:t>
+            </w:r>
+          </w:p>
+        </w:tc>
+        <w:tc>
+          <w:tcPr/>
+          <w:p>
+            <w:pPr>
+              <w:pStyle w:val="Compact"/>
+              <w:jc w:val="left"/>
+            </w:pPr>
+            <w:r>
+              <w:t xml:space="preserve">결재 통과하는 제안서·보고서 템플릿 12종</w:t>
+            </w:r>
+          </w:p>
+        </w:tc>
+      </w:tr>
+      <w:tr>
+        <w:tc>
+          <w:tcPr/>
+          <w:p>
+            <w:pPr>
+              <w:pStyle w:val="Compact"/>
+              <w:jc w:val="left"/>
+            </w:pPr>
+            <w:r>
+              <w:t xml:space="preserve">구성</w:t>
+            </w:r>
+          </w:p>
+        </w:tc>
+        <w:tc>
+          <w:tcPr/>
+          <w:p>
+            <w:pPr>
+              <w:pStyle w:val="Compact"/>
+              <w:jc w:val="left"/>
+            </w:pPr>
+            <w:r>
+              <w:t xml:space="preserve">1부 원리 3장, 2부 템플릿 12종(목차·문장 예시·체크리스트), 3부 부록(금지 표현 30개, 숫자 규칙, 프롬프트 8개, 점검표)</w:t>
+            </w:r>
+          </w:p>
+        </w:tc>
+      </w:tr>
+      <w:tr>
+        <w:tc>
+          <w:tcPr/>
+          <w:p>
+            <w:pPr>
+              <w:pStyle w:val="Compact"/>
+              <w:jc w:val="left"/>
+            </w:pPr>
+            <w:r>
+              <w:t xml:space="preserve">형식</w:t>
+            </w:r>
+          </w:p>
+        </w:tc>
+        <w:tc>
+          <w:tcPr/>
+          <w:p>
+            <w:pPr>
+              <w:pStyle w:val="Compact"/>
+              <w:jc w:val="left"/>
+            </w:pPr>
+            <w:r>
+              <w:t xml:space="preserve">PDF + 템플릿 워드 파일 + 프롬프트 텍스트 파일</w:t>
+            </w:r>
+          </w:p>
+        </w:tc>
+      </w:tr>
+      <w:tr>
+        <w:tc>
+          <w:tcPr/>
+          <w:p>
+            <w:pPr>
+              <w:pStyle w:val="Compact"/>
+              <w:jc w:val="left"/>
+            </w:pPr>
+            <w:r>
+              <w:t xml:space="preserve">가격</w:t>
+            </w:r>
+          </w:p>
+        </w:tc>
+        <w:tc>
+          <w:tcPr/>
+          <w:p>
+            <w:pPr>
+              <w:pStyle w:val="Compact"/>
+              <w:jc w:val="left"/>
+            </w:pPr>
+            <w:r>
+              <w:t xml:space="preserve">크몽 19,000원(리뷰 10개 후 24,000원), 유페이퍼 15,000원</w:t>
+            </w:r>
+          </w:p>
+        </w:tc>
+      </w:tr>
+      <w:tr>
+        <w:tc>
+          <w:tcPr/>
+          <w:p>
+            <w:pPr>
+              <w:pStyle w:val="Compact"/>
+              <w:jc w:val="left"/>
+            </w:pPr>
+            <w:r>
+              <w:t xml:space="preserve">옵션</w:t>
+            </w:r>
+          </w:p>
+        </w:tc>
+        <w:tc>
+          <w:tcPr/>
+          <w:p>
+            <w:pPr>
+              <w:pStyle w:val="Compact"/>
+              <w:jc w:val="left"/>
+            </w:pPr>
+            <w:r>
+              <w:t xml:space="preserve">내 문서 1건 30분 화상 점검 +50,000원 (1순위 컨설팅으로 이어지는 통로)</w:t>
+            </w:r>
+          </w:p>
+        </w:tc>
+      </w:tr>
+    </w:tbl>
+    <w:bookmarkEnd w:id="47"/>
+    <w:bookmarkStart w:id="48" w:name="X1dd23c9daa478ca71dfa9997d16d2d7ab8bd32a"/>
+    <w:p>
+      <w:pPr>
+        <w:pStyle w:val="Heading3"/>
+      </w:pPr>
+      <w:r>
+        <w:t xml:space="preserve">10.2 제작과 등록</w:t>
+      </w:r>
+    </w:p>
+    <w:tbl>
+      <w:tblPr>
+        <w:tblStyle w:val="Table"/>
+        <w:tblW w:type="auto" w:w="0"/>
+        <w:jc w:val="start"/>
+        <w:tblBorders>
+          <w:top w:val="single" w:sz="4" w:space="0" w:color="BFBFBF"/>
+          <w:left w:val="single" w:sz="4" w:space="0" w:color="BFBFBF"/>
+          <w:bottom w:val="single" w:sz="4" w:space="0" w:color="BFBFBF"/>
+          <w:right w:val="single" w:sz="4" w:space="0" w:color="BFBFBF"/>
+          <w:insideH w:val="single" w:sz="4" w:space="0" w:color="BFBFBF"/>
+          <w:insideV w:val="single" w:sz="4" w:space="0" w:color="BFBFBF"/>
+        </w:tblBorders>
+        <w:tblLook w:firstRow="1" w:lastRow="0" w:firstColumn="0" w:lastColumn="0" w:noHBand="0" w:noVBand="0" w:val="0020"/>
+      </w:tblPr>
+      <w:tblGrid>
+        <w:gridCol w:w="2640"/>
+        <w:gridCol w:w="2640"/>
+        <w:gridCol w:w="2640"/>
+      </w:tblGrid>
+      <w:tr>
+        <w:trPr>
+          <w:tblHeader w:val="true"/>
+        </w:trPr>
+        <w:tc>
+          <w:tcPr>
+            <w:shd w:val="clear" w:color="auto" w:fill="E8EEF7"/>
+          </w:tcPr>
+          <w:p>
+            <w:pPr>
+              <w:pStyle w:val="Compact"/>
+              <w:jc w:val="left"/>
+            </w:pPr>
+            <w:r>
+              <w:rPr>
+                <w:b/>
+              </w:rPr>
+              <w:t xml:space="preserve">단계</w:t>
+            </w:r>
+          </w:p>
+        </w:tc>
+        <w:tc>
+          <w:tcPr>
+            <w:shd w:val="clear" w:color="auto" w:fill="E8EEF7"/>
+          </w:tcPr>
+          <w:p>
+            <w:pPr>
+              <w:pStyle w:val="Compact"/>
+              <w:jc w:val="left"/>
+            </w:pPr>
+            <w:r>
+              <w:rPr>
+                <w:b/>
+              </w:rPr>
+              <w:t xml:space="preserve">시간</w:t>
+            </w:r>
+          </w:p>
+        </w:tc>
+        <w:tc>
+          <w:tcPr>
+            <w:shd w:val="clear" w:color="auto" w:fill="E8EEF7"/>
+          </w:tcPr>
+          <w:p>
+            <w:pPr>
+              <w:pStyle w:val="Compact"/>
+              <w:jc w:val="left"/>
+            </w:pPr>
+            <w:r>
+              <w:rPr>
+                <w:b/>
+              </w:rPr>
+              <w:t xml:space="preserve">내용</w:t>
+            </w:r>
+          </w:p>
+        </w:tc>
+      </w:tr>
+      <w:tr>
+        <w:tc>
+          <w:tcPr/>
+          <w:p>
+            <w:pPr>
+              <w:pStyle w:val="Compact"/>
+              <w:jc w:val="left"/>
+            </w:pPr>
+            <w:r>
+              <w:t xml:space="preserve">원고 교정</w:t>
+            </w:r>
+          </w:p>
+        </w:tc>
+        <w:tc>
+          <w:tcPr/>
+          <w:p>
+            <w:pPr>
+              <w:pStyle w:val="Compact"/>
+              <w:jc w:val="left"/>
+            </w:pPr>
+            <w:r>
+              <w:t xml:space="preserve">2~3시간</w:t>
+            </w:r>
+          </w:p>
+        </w:tc>
+        <w:tc>
+          <w:tcPr/>
+          <w:p>
+            <w:pPr>
+              <w:pStyle w:val="Compact"/>
+              <w:jc w:val="left"/>
+            </w:pPr>
+            <w:r>
+              <w:t xml:space="preserve">키트의 원고에서</w:t>
+            </w:r>
+            <w:r>
+              <w:t xml:space="preserve"> </w:t>
+            </w:r>
+            <w:r>
+              <w:rPr>
+                <w:rStyle w:val="VerbatimChar"/>
+              </w:rPr>
+              <w:t xml:space="preserve">[입력]</w:t>
+            </w:r>
+            <w:r>
+              <w:t xml:space="preserve">을 채우고 클로드로 오탈자·중복 점검</w:t>
+            </w:r>
+          </w:p>
+        </w:tc>
+      </w:tr>
+      <w:tr>
+        <w:tc>
+          <w:tcPr/>
+          <w:p>
+            <w:pPr>
+              <w:pStyle w:val="Compact"/>
+              <w:jc w:val="left"/>
+            </w:pPr>
+            <w:r>
+              <w:t xml:space="preserve">파일 제작</w:t>
+            </w:r>
+          </w:p>
+        </w:tc>
+        <w:tc>
+          <w:tcPr/>
+          <w:p>
+            <w:pPr>
+              <w:pStyle w:val="Compact"/>
+              <w:jc w:val="left"/>
+            </w:pPr>
+            <w:r>
+              <w:t xml:space="preserve">30분</w:t>
+            </w:r>
+          </w:p>
+        </w:tc>
+        <w:tc>
+          <w:tcPr/>
+          <w:p>
+            <w:pPr>
+              <w:pStyle w:val="Compact"/>
+              <w:jc w:val="left"/>
+            </w:pPr>
+            <w:r>
+              <w:t xml:space="preserve">pandoc으로 워드 생성, 표지 삽입, PDF 저장, 쪽 번호 확인</w:t>
+            </w:r>
+          </w:p>
+        </w:tc>
+      </w:tr>
+      <w:tr>
+        <w:tc>
+          <w:tcPr/>
+          <w:p>
+            <w:pPr>
+              <w:pStyle w:val="Compact"/>
+              <w:jc w:val="left"/>
+            </w:pPr>
+            <w:r>
+              <w:t xml:space="preserve">표지</w:t>
+            </w:r>
+          </w:p>
+        </w:tc>
+        <w:tc>
+          <w:tcPr/>
+          <w:p>
+            <w:pPr>
+              <w:pStyle w:val="Compact"/>
+              <w:jc w:val="left"/>
+            </w:pPr>
+            <w:r>
+              <w:t xml:space="preserve">30분</w:t>
+            </w:r>
+          </w:p>
+        </w:tc>
+        <w:tc>
+          <w:tcPr/>
+          <w:p>
+            <w:pPr>
+              <w:pStyle w:val="Compact"/>
+              <w:jc w:val="left"/>
+            </w:pPr>
+            <w:r>
+              <w:t xml:space="preserve">캔바 무료 템플릿으로 가로(크몽)·세로(유페이퍼) 2종</w:t>
+            </w:r>
+          </w:p>
+        </w:tc>
+      </w:tr>
+      <w:tr>
+        <w:tc>
+          <w:tcPr/>
+          <w:p>
+            <w:pPr>
+              <w:pStyle w:val="Compact"/>
+              <w:jc w:val="left"/>
+            </w:pPr>
+            <w:r>
+              <w:t xml:space="preserve">크몽 등록</w:t>
+            </w:r>
+          </w:p>
+        </w:tc>
+        <w:tc>
+          <w:tcPr/>
+          <w:p>
+            <w:pPr>
+              <w:pStyle w:val="Compact"/>
+              <w:jc w:val="left"/>
+            </w:pPr>
+            <w:r>
+              <w:t xml:space="preserve">1시간</w:t>
+            </w:r>
+          </w:p>
+        </w:tc>
+        <w:tc>
+          <w:tcPr/>
+          <w:p>
+            <w:pPr>
+              <w:pStyle w:val="Compact"/>
+              <w:jc w:val="left"/>
+            </w:pPr>
+            <w:r>
+              <w:t xml:space="preserve">전자책 카테고리, 파일 zip 첨부, 미리보기 3쪽, 심사 1~3일</w:t>
+            </w:r>
+          </w:p>
+        </w:tc>
+      </w:tr>
+      <w:tr>
+        <w:tc>
+          <w:tcPr/>
+          <w:p>
+            <w:pPr>
+              <w:pStyle w:val="Compact"/>
+              <w:jc w:val="left"/>
+            </w:pPr>
+            <w:r>
+              <w:t xml:space="preserve">유페이퍼 등록</w:t>
+            </w:r>
+          </w:p>
+        </w:tc>
+        <w:tc>
+          <w:tcPr/>
+          <w:p>
+            <w:pPr>
+              <w:pStyle w:val="Compact"/>
+              <w:jc w:val="left"/>
+            </w:pPr>
+            <w:r>
+              <w:t xml:space="preserve">1시간</w:t>
+            </w:r>
+          </w:p>
+        </w:tc>
+        <w:tc>
+          <w:tcPr/>
+          <w:p>
+            <w:pPr>
+              <w:pStyle w:val="Compact"/>
+              <w:jc w:val="left"/>
+            </w:pPr>
+            <w:r>
+              <w:t xml:space="preserve">PDF 업로드, ISBN 발급(무료), 서점 유통</w:t>
+            </w:r>
+          </w:p>
+        </w:tc>
+      </w:tr>
+    </w:tbl>
+    <w:p>
+      <w:pPr>
+        <w:pStyle w:val="BodyText"/>
+      </w:pPr>
+      <w:r>
+        <w:t xml:space="preserve">전체 4~6시간으로 1순위 포트폴리오 제작이 끝난 3~4주 차에 한다.</w:t>
+      </w:r>
+    </w:p>
+    <w:bookmarkEnd w:id="48"/>
+    <w:bookmarkStart w:id="49" w:name="X3cb101597808e7702a9afcf439fa4c0f02167ce"/>
+    <w:p>
+      <w:pPr>
+        <w:pStyle w:val="Heading3"/>
+      </w:pPr>
+      <w:r>
+        <w:t xml:space="preserve">10.3 수익 전망</w:t>
+      </w:r>
+    </w:p>
+    <w:tbl>
+      <w:tblPr>
+        <w:tblStyle w:val="Table"/>
+        <w:tblW w:type="auto" w:w="0"/>
+        <w:jc w:val="start"/>
+        <w:tblBorders>
+          <w:top w:val="single" w:sz="4" w:space="0" w:color="BFBFBF"/>
+          <w:left w:val="single" w:sz="4" w:space="0" w:color="BFBFBF"/>
+          <w:bottom w:val="single" w:sz="4" w:space="0" w:color="BFBFBF"/>
+          <w:right w:val="single" w:sz="4" w:space="0" w:color="BFBFBF"/>
+          <w:insideH w:val="single" w:sz="4" w:space="0" w:color="BFBFBF"/>
+          <w:insideV w:val="single" w:sz="4" w:space="0" w:color="BFBFBF"/>
+        </w:tblBorders>
+        <w:tblLook w:firstRow="1" w:lastRow="0" w:firstColumn="0" w:lastColumn="0" w:noHBand="0" w:noVBand="0" w:val="0020"/>
+      </w:tblPr>
+      <w:tblGrid>
+        <w:gridCol w:w="1584"/>
+        <w:gridCol w:w="1584"/>
+        <w:gridCol w:w="1584"/>
+        <w:gridCol w:w="1584"/>
+        <w:gridCol w:w="1584"/>
+      </w:tblGrid>
+      <w:tr>
+        <w:trPr>
+          <w:tblHeader w:val="true"/>
+        </w:trPr>
+        <w:tc>
+          <w:tcPr>
+            <w:shd w:val="clear" w:color="auto" w:fill="E8EEF7"/>
+          </w:tcPr>
+          <w:p>
+            <w:pPr>
+              <w:pStyle w:val="Compact"/>
+              <w:jc w:val="left"/>
+            </w:pPr>
+            <w:r>
+              <w:rPr>
+                <w:b/>
+              </w:rPr>
+              <w:t xml:space="preserve">구분</w:t>
+            </w:r>
+          </w:p>
+        </w:tc>
+        <w:tc>
+          <w:tcPr>
+            <w:shd w:val="clear" w:color="auto" w:fill="E8EEF7"/>
+          </w:tcPr>
+          <w:p>
+            <w:pPr>
+              <w:pStyle w:val="Compact"/>
+              <w:jc w:val="left"/>
+            </w:pPr>
+            <w:r>
+              <w:rPr>
+                <w:b/>
+              </w:rPr>
+              <w:t xml:space="preserve">월 판매</w:t>
+            </w:r>
+          </w:p>
+        </w:tc>
+        <w:tc>
+          <w:tcPr>
+            <w:shd w:val="clear" w:color="auto" w:fill="E8EEF7"/>
+          </w:tcPr>
+          <w:p>
+            <w:pPr>
+              <w:pStyle w:val="Compact"/>
+              <w:jc w:val="left"/>
+            </w:pPr>
+            <w:r>
+              <w:rPr>
+                <w:b/>
+              </w:rPr>
+              <w:t xml:space="preserve">매출</w:t>
+            </w:r>
+          </w:p>
+        </w:tc>
+        <w:tc>
+          <w:tcPr>
+            <w:shd w:val="clear" w:color="auto" w:fill="E8EEF7"/>
+          </w:tcPr>
+          <w:p>
+            <w:pPr>
+              <w:pStyle w:val="Compact"/>
+              <w:jc w:val="left"/>
+            </w:pPr>
+            <w:r>
+              <w:rPr>
+                <w:b/>
+              </w:rPr>
+              <w:t xml:space="preserve">수수료 후 순수익</w:t>
+            </w:r>
+          </w:p>
+        </w:tc>
+        <w:tc>
+          <w:tcPr>
+            <w:shd w:val="clear" w:color="auto" w:fill="E8EEF7"/>
+          </w:tcPr>
+          <w:p>
+            <w:pPr>
+              <w:pStyle w:val="Compact"/>
+              <w:jc w:val="left"/>
+            </w:pPr>
+            <w:r>
+              <w:rPr>
+                <w:b/>
+              </w:rPr>
+              <w:t xml:space="preserve">비고</w:t>
+            </w:r>
+          </w:p>
+        </w:tc>
+      </w:tr>
+      <w:tr>
+        <w:tc>
+          <w:tcPr/>
+          <w:p>
+            <w:pPr>
+              <w:pStyle w:val="Compact"/>
+              <w:jc w:val="left"/>
+            </w:pPr>
+            <w:r>
+              <w:t xml:space="preserve">출시 1~3개월</w:t>
+            </w:r>
+          </w:p>
+        </w:tc>
+        <w:tc>
+          <w:tcPr/>
+          <w:p>
+            <w:pPr>
+              <w:pStyle w:val="Compact"/>
+              <w:jc w:val="left"/>
+            </w:pPr>
+            <w:r>
+              <w:t xml:space="preserve">3~5권</w:t>
+            </w:r>
+          </w:p>
+        </w:tc>
+        <w:tc>
+          <w:tcPr/>
+          <w:p>
+            <w:pPr>
+              <w:pStyle w:val="Compact"/>
+              <w:jc w:val="left"/>
+            </w:pPr>
+            <w:r>
+              <w:t xml:space="preserve">6~10만 원</w:t>
+            </w:r>
+          </w:p>
+        </w:tc>
+        <w:tc>
+          <w:tcPr/>
+          <w:p>
+            <w:pPr>
+              <w:pStyle w:val="Compact"/>
+              <w:jc w:val="left"/>
+            </w:pPr>
+            <w:r>
+              <w:t xml:space="preserve">5~8만 원</w:t>
+            </w:r>
+          </w:p>
+        </w:tc>
+        <w:tc>
+          <w:tcPr/>
+          <w:p>
+            <w:pPr>
+              <w:pStyle w:val="Compact"/>
+              <w:jc w:val="left"/>
+            </w:pPr>
+            <w:r>
+              <w:t xml:space="preserve">리뷰 10개 확보 기간</w:t>
+            </w:r>
+          </w:p>
+        </w:tc>
+      </w:tr>
+      <w:tr>
+        <w:tc>
+          <w:tcPr/>
+          <w:p>
+            <w:pPr>
+              <w:pStyle w:val="Compact"/>
+              <w:jc w:val="left"/>
+            </w:pPr>
+            <w:r>
+              <w:t xml:space="preserve">4개월 이후</w:t>
+            </w:r>
+          </w:p>
+        </w:tc>
+        <w:tc>
+          <w:tcPr/>
+          <w:p>
+            <w:pPr>
+              <w:pStyle w:val="Compact"/>
+              <w:jc w:val="left"/>
+            </w:pPr>
+            <w:r>
+              <w:t xml:space="preserve">8~15권</w:t>
+            </w:r>
+          </w:p>
+        </w:tc>
+        <w:tc>
+          <w:tcPr/>
+          <w:p>
+            <w:pPr>
+              <w:pStyle w:val="Compact"/>
+              <w:jc w:val="left"/>
+            </w:pPr>
+            <w:r>
+              <w:t xml:space="preserve">15~30만 원</w:t>
+            </w:r>
+          </w:p>
+        </w:tc>
+        <w:tc>
+          <w:tcPr/>
+          <w:p>
+            <w:pPr>
+              <w:pStyle w:val="Compact"/>
+              <w:jc w:val="left"/>
+            </w:pPr>
+            <w:r>
+              <w:t xml:space="preserve">12~24만 원</w:t>
+            </w:r>
+          </w:p>
+        </w:tc>
+        <w:tc>
+          <w:tcPr/>
+          <w:p>
+            <w:pPr>
+              <w:pStyle w:val="Compact"/>
+              <w:jc w:val="left"/>
+            </w:pPr>
+            <w:r>
+              <w:t xml:space="preserve">1순위 고객에게 안내, 개정판으로 재노출</w:t>
+            </w:r>
+          </w:p>
+        </w:tc>
+      </w:tr>
+      <w:tr>
+        <w:tc>
+          <w:tcPr/>
+          <w:p>
+            <w:pPr>
+              <w:pStyle w:val="Compact"/>
+              <w:jc w:val="left"/>
+            </w:pPr>
+            <w:r>
+              <w:t xml:space="preserve">옵션 전환</w:t>
+            </w:r>
+          </w:p>
+        </w:tc>
+        <w:tc>
+          <w:tcPr/>
+          <w:p>
+            <w:pPr>
+              <w:pStyle w:val="Compact"/>
+              <w:jc w:val="left"/>
+            </w:pPr>
+            <w:r>
+              <w:t xml:space="preserve">월 1~2건</w:t>
+            </w:r>
+          </w:p>
+        </w:tc>
+        <w:tc>
+          <w:tcPr/>
+          <w:p>
+            <w:pPr>
+              <w:pStyle w:val="Compact"/>
+              <w:jc w:val="left"/>
+            </w:pPr>
+            <w:r>
+              <w:t xml:space="preserve">5~10만 원</w:t>
+            </w:r>
+          </w:p>
+        </w:tc>
+        <w:tc>
+          <w:tcPr/>
+          <w:p>
+            <w:pPr>
+              <w:pStyle w:val="Compact"/>
+              <w:jc w:val="left"/>
+            </w:pPr>
+            <w:r>
+              <w:t xml:space="preserve">4~8만 원</w:t>
+            </w:r>
+          </w:p>
+        </w:tc>
+        <w:tc>
+          <w:tcPr/>
+          <w:p>
+            <w:pPr>
+              <w:pStyle w:val="Compact"/>
+              <w:jc w:val="left"/>
+            </w:pPr>
+            <w:r>
+              <w:t xml:space="preserve">구매자 중 문서 점검 요청. 1순위 STANDARD로 이어짐</w:t>
+            </w:r>
+          </w:p>
+        </w:tc>
+      </w:tr>
+    </w:tbl>
+    <w:p>
+      <w:pPr>
+        <w:pStyle w:val="BodyText"/>
+      </w:pPr>
+      <w:r>
+        <w:t xml:space="preserve">크몽 수수료는 1순위와 같은 정책(19,000원 기준 약 21.7% 추정)을 적용했다. 유페이퍼 수수료는 작성 시점에 공개 자료로 확인하지 못해 전망에 넣지 않았다. 전자책 매출은 1순위 목표(300만 원)와 별도이며, 보수적으로 월 10~30만 원을 더하는 수준으로 본다.</w:t>
+      </w:r>
+    </w:p>
+    <w:bookmarkEnd w:id="49"/>
+    <w:bookmarkStart w:id="50" w:name="X3718f760b577036b71855d8ed9670c8b4d7a976"/>
+    <w:p>
+      <w:pPr>
+        <w:pStyle w:val="Heading3"/>
+      </w:pPr>
+      <w:r>
+        <w:t xml:space="preserve">10.4 1순위와의 연결</w:t>
       </w:r>
     </w:p>
     <w:p>
@@ -6977,6 +7844,262 @@
         <w:pStyle w:val="Compact"/>
       </w:pPr>
       <w:r>
+        <w:t xml:space="preserve">전자책 맺음말과 크몽 옵션에서 1순위 컨설팅을 안내한다. 전자책 구매자는 이미 「문서를 써야 하는 사람」이므로 전환율이 일반 검색 유입보다 높다.</w:t>
+      </w:r>
+    </w:p>
+    <w:p>
+      <w:pPr>
+        <w:numPr>
+          <w:ilvl w:val="0"/>
+          <w:numId w:val="1012"/>
+        </w:numPr>
+        <w:pStyle w:val="Compact"/>
+      </w:pPr>
+      <w:r>
+        <w:t xml:space="preserve">1순위 상품 페이지 「왜 저인가」에 「전자책 출간」 한 줄을 넣는다.</w:t>
+      </w:r>
+    </w:p>
+    <w:p>
+      <w:pPr>
+        <w:numPr>
+          <w:ilvl w:val="0"/>
+          <w:numId w:val="1012"/>
+        </w:numPr>
+        <w:pStyle w:val="Compact"/>
+      </w:pPr>
+      <w:r>
+        <w:t xml:space="preserve">컨설팅에서 반복되는 문서 유형은 6개월마다 템플릿으로 추가해 개정판을 낸다. 개정판은 기존 구매자에게 무료로 다시 보내 리뷰를 다시 받는다.</w:t>
+      </w:r>
+    </w:p>
+    <w:bookmarkEnd w:id="50"/>
+    <w:bookmarkStart w:id="51" w:name="X4a9e4244cd0ffa276bf85c45c0f0cab16136535"/>
+    <w:p>
+      <w:pPr>
+        <w:pStyle w:val="Heading3"/>
+      </w:pPr>
+      <w:r>
+        <w:t xml:space="preserve">10.5 리스크</w:t>
+      </w:r>
+    </w:p>
+    <w:tbl>
+      <w:tblPr>
+        <w:tblStyle w:val="Table"/>
+        <w:tblW w:type="auto" w:w="0"/>
+        <w:jc w:val="start"/>
+        <w:tblBorders>
+          <w:top w:val="single" w:sz="4" w:space="0" w:color="BFBFBF"/>
+          <w:left w:val="single" w:sz="4" w:space="0" w:color="BFBFBF"/>
+          <w:bottom w:val="single" w:sz="4" w:space="0" w:color="BFBFBF"/>
+          <w:right w:val="single" w:sz="4" w:space="0" w:color="BFBFBF"/>
+          <w:insideH w:val="single" w:sz="4" w:space="0" w:color="BFBFBF"/>
+          <w:insideV w:val="single" w:sz="4" w:space="0" w:color="BFBFBF"/>
+        </w:tblBorders>
+        <w:tblLook w:firstRow="1" w:lastRow="0" w:firstColumn="0" w:lastColumn="0" w:noHBand="0" w:noVBand="0" w:val="0020"/>
+      </w:tblPr>
+      <w:tblGrid>
+        <w:gridCol w:w="3960"/>
+        <w:gridCol w:w="3960"/>
+      </w:tblGrid>
+      <w:tr>
+        <w:trPr>
+          <w:tblHeader w:val="true"/>
+        </w:trPr>
+        <w:tc>
+          <w:tcPr>
+            <w:shd w:val="clear" w:color="auto" w:fill="E8EEF7"/>
+          </w:tcPr>
+          <w:p>
+            <w:pPr>
+              <w:pStyle w:val="Compact"/>
+              <w:jc w:val="left"/>
+            </w:pPr>
+            <w:r>
+              <w:rPr>
+                <w:b/>
+              </w:rPr>
+              <w:t xml:space="preserve">리스크</w:t>
+            </w:r>
+          </w:p>
+        </w:tc>
+        <w:tc>
+          <w:tcPr>
+            <w:shd w:val="clear" w:color="auto" w:fill="E8EEF7"/>
+          </w:tcPr>
+          <w:p>
+            <w:pPr>
+              <w:pStyle w:val="Compact"/>
+              <w:jc w:val="left"/>
+            </w:pPr>
+            <w:r>
+              <w:rPr>
+                <w:b/>
+              </w:rPr>
+              <w:t xml:space="preserve">대응</w:t>
+            </w:r>
+          </w:p>
+        </w:tc>
+      </w:tr>
+      <w:tr>
+        <w:tc>
+          <w:tcPr/>
+          <w:p>
+            <w:pPr>
+              <w:pStyle w:val="Compact"/>
+              <w:jc w:val="left"/>
+            </w:pPr>
+            <w:r>
+              <w:t xml:space="preserve">노출이 안 되어 판매가 없음</w:t>
+            </w:r>
+          </w:p>
+        </w:tc>
+        <w:tc>
+          <w:tcPr/>
+          <w:p>
+            <w:pPr>
+              <w:pStyle w:val="Compact"/>
+              <w:jc w:val="left"/>
+            </w:pPr>
+            <w:r>
+              <w:t xml:space="preserve">1순위 고객·구매자 리뷰로 초기 10개를 채운다. 광고는 하지 않는다</w:t>
+            </w:r>
+          </w:p>
+        </w:tc>
+      </w:tr>
+      <w:tr>
+        <w:tc>
+          <w:tcPr/>
+          <w:p>
+            <w:pPr>
+              <w:pStyle w:val="Compact"/>
+              <w:jc w:val="left"/>
+            </w:pPr>
+            <w:r>
+              <w:t xml:space="preserve">무단 재배포</w:t>
+            </w:r>
+          </w:p>
+        </w:tc>
+        <w:tc>
+          <w:tcPr/>
+          <w:p>
+            <w:pPr>
+              <w:pStyle w:val="Compact"/>
+              <w:jc w:val="left"/>
+            </w:pPr>
+            <w:r>
+              <w:t xml:space="preserve">PDF에 구매자 이메일 워터마크(크몽 기능 또는 수동), 이용 범위를 페이지에 명시</w:t>
+            </w:r>
+          </w:p>
+        </w:tc>
+      </w:tr>
+      <w:tr>
+        <w:tc>
+          <w:tcPr/>
+          <w:p>
+            <w:pPr>
+              <w:pStyle w:val="Compact"/>
+              <w:jc w:val="left"/>
+            </w:pPr>
+            <w:r>
+              <w:t xml:space="preserve">내용이 일반론이라는 평가</w:t>
+            </w:r>
+          </w:p>
+        </w:tc>
+        <w:tc>
+          <w:tcPr/>
+          <w:p>
+            <w:pPr>
+              <w:pStyle w:val="Compact"/>
+              <w:jc w:val="left"/>
+            </w:pPr>
+            <w:r>
+              <w:t xml:space="preserve">템플릿마다 완성 문장 예시 5개와 체크리스트를 넣어 「바로 쓰는」 수준을 유지</w:t>
+            </w:r>
+          </w:p>
+        </w:tc>
+      </w:tr>
+    </w:tbl>
+    <w:p>
+      <w:r>
+        <w:pict>
+          <v:rect style="width:0;height:1.5pt" o:hralign="center" o:hrstd="t" o:hr="t"/>
+        </w:pict>
+      </w:r>
+    </w:p>
+    <w:bookmarkEnd w:id="51"/>
+    <w:bookmarkEnd w:id="52"/>
+    <w:bookmarkStart w:id="53" w:name="부록-a-클로드-프롬프트-초안-5종"/>
+    <w:p>
+      <w:pPr>
+        <w:pStyle w:val="Heading2"/>
+      </w:pPr>
+      <w:r>
+        <w:t xml:space="preserve">부록 A. 클로드 프롬프트 초안 5종</w:t>
+      </w:r>
+    </w:p>
+    <w:p>
+      <w:pPr>
+        <w:pStyle w:val="FirstParagraph"/>
+      </w:pPr>
+      <w:r>
+        <w:t xml:space="preserve">프로젝트 지침에 넣을 공통 원칙:</w:t>
+      </w:r>
+    </w:p>
+    <w:p>
+      <w:pPr>
+        <w:pStyle w:val="SourceCode"/>
+      </w:pPr>
+      <w:r>
+        <w:rPr>
+          <w:rStyle w:val="VerbatimChar"/>
+        </w:rPr>
+        <w:t xml:space="preserve">너는 20년 경력의 B2B 제안서 컨설턴트를 돕는 보조자다.</w:t>
+      </w:r>
+      <w:r>
+        <w:br/>
+      </w:r>
+      <w:r>
+        <w:rPr>
+          <w:rStyle w:val="VerbatimChar"/>
+        </w:rPr>
+        <w:t xml:space="preserve">- 고객이 준 자료에 없는 숫자·사례·고객사명을 만들어 내지 않는다. 필요하면 [확인 필요]로 표시한다.</w:t>
+      </w:r>
+      <w:r>
+        <w:br/>
+      </w:r>
+      <w:r>
+        <w:rPr>
+          <w:rStyle w:val="VerbatimChar"/>
+        </w:rPr>
+        <w:t xml:space="preserve">- 심사자가 3분 안에 결론을 찾도록 결론 → 근거 → 상세 순서로 쓴다.</w:t>
+      </w:r>
+      <w:r>
+        <w:br/>
+      </w:r>
+      <w:r>
+        <w:rPr>
+          <w:rStyle w:val="VerbatimChar"/>
+        </w:rPr>
+        <w:t xml:space="preserve">- 한 문단은 3문장 이내, 한 문장은 25자 내외의 짧은 한국어로 쓴다.</w:t>
+      </w:r>
+      <w:r>
+        <w:br/>
+      </w:r>
+      <w:r>
+        <w:rPr>
+          <w:rStyle w:val="VerbatimChar"/>
+        </w:rPr>
+        <w:t xml:space="preserve">- 과장 표현(최고, 유일, 혁신적)을 쓰지 않고 숫자로 말한다.</w:t>
+      </w:r>
+    </w:p>
+    <w:p>
+      <w:pPr>
+        <w:numPr>
+          <w:ilvl w:val="0"/>
+          <w:numId w:val="1013"/>
+        </w:numPr>
+        <w:pStyle w:val="Compact"/>
+      </w:pPr>
+      <w:r>
         <w:rPr>
           <w:bCs/>
           <w:b/>
@@ -7027,7 +8150,7 @@
       <w:pPr>
         <w:numPr>
           <w:ilvl w:val="0"/>
-          <w:numId w:val="1012"/>
+          <w:numId w:val="1013"/>
         </w:numPr>
         <w:pStyle w:val="Compact"/>
       </w:pPr>
@@ -7046,7 +8169,7 @@
       <w:pPr>
         <w:numPr>
           <w:ilvl w:val="0"/>
-          <w:numId w:val="1012"/>
+          <w:numId w:val="1013"/>
         </w:numPr>
         <w:pStyle w:val="Compact"/>
       </w:pPr>
@@ -7077,7 +8200,7 @@
       <w:pPr>
         <w:numPr>
           <w:ilvl w:val="0"/>
-          <w:numId w:val="1012"/>
+          <w:numId w:val="1013"/>
         </w:numPr>
         <w:pStyle w:val="Compact"/>
       </w:pPr>
@@ -7120,7 +8243,7 @@
       <w:pPr>
         <w:numPr>
           <w:ilvl w:val="0"/>
-          <w:numId w:val="1012"/>
+          <w:numId w:val="1013"/>
         </w:numPr>
         <w:pStyle w:val="Compact"/>
       </w:pPr>
@@ -7142,8 +8265,8 @@
         </w:pict>
       </w:r>
     </w:p>
-    <w:bookmarkEnd w:id="47"/>
-    <w:bookmarkStart w:id="55" w:name="부록-b-참고-자료"/>
+    <w:bookmarkEnd w:id="53"/>
+    <w:bookmarkStart w:id="61" w:name="부록-b-참고-자료"/>
     <w:p>
       <w:pPr>
         <w:pStyle w:val="Heading2"/>
@@ -7156,7 +8279,7 @@
       <w:pPr>
         <w:numPr>
           <w:ilvl w:val="0"/>
-          <w:numId w:val="1013"/>
+          <w:numId w:val="1014"/>
         </w:numPr>
         <w:pStyle w:val="Compact"/>
       </w:pPr>
@@ -7166,7 +8289,7 @@
       <w:r>
         <w:t xml:space="preserve"> </w:t>
       </w:r>
-      <w:hyperlink r:id="rId48">
+      <w:hyperlink r:id="rId54">
         <w:r>
           <w:rPr>
             <w:rStyle w:val="Hyperlink"/>
@@ -7179,7 +8302,7 @@
       <w:pPr>
         <w:numPr>
           <w:ilvl w:val="0"/>
-          <w:numId w:val="1013"/>
+          <w:numId w:val="1014"/>
         </w:numPr>
         <w:pStyle w:val="Compact"/>
       </w:pPr>
@@ -7189,7 +8312,7 @@
       <w:r>
         <w:t xml:space="preserve"> </w:t>
       </w:r>
-      <w:hyperlink r:id="rId49">
+      <w:hyperlink r:id="rId55">
         <w:r>
           <w:rPr>
             <w:rStyle w:val="Hyperlink"/>
@@ -7202,7 +8325,7 @@
       <w:pPr>
         <w:numPr>
           <w:ilvl w:val="0"/>
-          <w:numId w:val="1013"/>
+          <w:numId w:val="1014"/>
         </w:numPr>
         <w:pStyle w:val="Compact"/>
       </w:pPr>
@@ -7212,7 +8335,7 @@
       <w:r>
         <w:t xml:space="preserve"> </w:t>
       </w:r>
-      <w:hyperlink r:id="rId50">
+      <w:hyperlink r:id="rId56">
         <w:r>
           <w:rPr>
             <w:rStyle w:val="Hyperlink"/>
@@ -7225,7 +8348,7 @@
       <w:pPr>
         <w:numPr>
           <w:ilvl w:val="0"/>
-          <w:numId w:val="1013"/>
+          <w:numId w:val="1014"/>
         </w:numPr>
         <w:pStyle w:val="Compact"/>
       </w:pPr>
@@ -7235,7 +8358,7 @@
       <w:r>
         <w:t xml:space="preserve"> </w:t>
       </w:r>
-      <w:hyperlink r:id="rId51">
+      <w:hyperlink r:id="rId57">
         <w:r>
           <w:rPr>
             <w:rStyle w:val="Hyperlink"/>
@@ -7248,7 +8371,7 @@
       <w:pPr>
         <w:numPr>
           <w:ilvl w:val="0"/>
-          <w:numId w:val="1013"/>
+          <w:numId w:val="1014"/>
         </w:numPr>
         <w:pStyle w:val="Compact"/>
       </w:pPr>
@@ -7258,7 +8381,7 @@
       <w:r>
         <w:t xml:space="preserve"> </w:t>
       </w:r>
-      <w:hyperlink r:id="rId52">
+      <w:hyperlink r:id="rId58">
         <w:r>
           <w:rPr>
             <w:rStyle w:val="Hyperlink"/>
@@ -7277,7 +8400,7 @@
       <w:pPr>
         <w:numPr>
           <w:ilvl w:val="0"/>
-          <w:numId w:val="1013"/>
+          <w:numId w:val="1014"/>
         </w:numPr>
         <w:pStyle w:val="Compact"/>
       </w:pPr>
@@ -7287,7 +8410,7 @@
       <w:r>
         <w:t xml:space="preserve"> </w:t>
       </w:r>
-      <w:hyperlink r:id="rId53">
+      <w:hyperlink r:id="rId59">
         <w:r>
           <w:rPr>
             <w:rStyle w:val="Hyperlink"/>
@@ -7300,7 +8423,7 @@
       <w:pPr>
         <w:numPr>
           <w:ilvl w:val="0"/>
-          <w:numId w:val="1013"/>
+          <w:numId w:val="1014"/>
         </w:numPr>
         <w:pStyle w:val="Compact"/>
       </w:pPr>
@@ -7310,7 +8433,7 @@
       <w:r>
         <w:t xml:space="preserve"> </w:t>
       </w:r>
-      <w:hyperlink r:id="rId54">
+      <w:hyperlink r:id="rId60">
         <w:r>
           <w:rPr>
             <w:rStyle w:val="Hyperlink"/>
@@ -7319,8 +8442,8 @@
         </w:r>
       </w:hyperlink>
     </w:p>
-    <w:bookmarkEnd w:id="55"/>
-    <w:bookmarkEnd w:id="56"/>
+    <w:bookmarkEnd w:id="61"/>
+    <w:bookmarkEnd w:id="62"/>
     <w:sectPr/>
   </w:body>
 </w:document>
@@ -7652,6 +8775,9 @@
     <w:abstractNumId w:val="991"/>
   </w:num>
   <w:num w:numId="1012">
+    <w:abstractNumId w:val="991"/>
+  </w:num>
+  <w:num w:numId="1013">
     <w:abstractNumId w:val="99411"/>
     <w:lvlOverride w:ilvl="0">
       <w:startOverride w:val="1"/>
@@ -7681,7 +8807,7 @@
       <w:startOverride w:val="1"/>
     </w:lvlOverride>
   </w:num>
-  <w:num w:numId="1013">
+  <w:num w:numId="1014">
     <w:abstractNumId w:val="991"/>
   </w:num>
 </w:numbering>

--- a/docs/사업계획서/2026-10_클로드활용_직장인투잡_사업계획서.docx
+++ b/docs/사업계획서/2026-10_클로드활용_직장인투잡_사업계획서.docx
@@ -2,7 +2,7 @@
 <file path=word/document.xml><?xml version="1.0" encoding="utf-8"?>
 <w:document xmlns:w="http://schemas.openxmlformats.org/wordprocessingml/2006/main" xmlns:m="http://schemas.openxmlformats.org/officeDocument/2006/math" xmlns:r="http://schemas.openxmlformats.org/officeDocument/2006/relationships" xmlns:o="urn:schemas-microsoft-com:office:office" xmlns:v="urn:schemas-microsoft-com:vml" xmlns:w10="urn:schemas-microsoft-com:office:word" xmlns:a="http://schemas.openxmlformats.org/drawingml/2006/main" xmlns:pic="http://schemas.openxmlformats.org/drawingml/2006/picture" xmlns:wp="http://schemas.openxmlformats.org/drawingml/2006/wordprocessingDrawing">
   <w:body>
-    <w:bookmarkStart w:id="62" w:name="클로드-활용-직장인-투잡-추천-및-사업계획서"/>
+    <w:bookmarkStart w:id="63" w:name="클로드-활용-직장인-투잡-추천-및-사업계획서"/>
     <w:p>
       <w:pPr>
         <w:pStyle w:val="Heading1"/>
@@ -56,7 +56,7 @@
         <w:pStyle w:val="Compact"/>
       </w:pPr>
       <w:r>
-        <w:t xml:space="preserve">버전: v1.1 (검토용 초안, 3순위 병행 계획과 투잡 키트 추가)</w:t>
+        <w:t xml:space="preserve">버전: v1.2 (검토용 초안, 3순위 병행 계획·투잡 키트·구글 기반 추가 조사 반영)</w:t>
       </w:r>
     </w:p>
     <w:p>
@@ -1307,7 +1307,7 @@
     </w:p>
     <w:bookmarkEnd w:id="23"/>
     <w:bookmarkEnd w:id="24"/>
-    <w:bookmarkStart w:id="28" w:name="Xcc0ee55cc40972e9789d89494b707a7983c5f95"/>
+    <w:bookmarkStart w:id="29" w:name="Xcc0ee55cc40972e9789d89494b707a7983c5f95"/>
     <w:p>
       <w:pPr>
         <w:pStyle w:val="Heading2"/>
@@ -2484,8 +2484,55 @@
       </w:r>
     </w:p>
     <w:bookmarkEnd w:id="27"/>
+    <w:bookmarkStart w:id="28" w:name="Xee517c61fe72ced1aa179bc08c17e78e3a94832"/>
+    <w:p>
+      <w:pPr>
+        <w:pStyle w:val="Heading3"/>
+      </w:pPr>
+      <w:r>
+        <w:t xml:space="preserve">2.4 구글 기반 투잡 추가 조사</w:t>
+      </w:r>
+    </w:p>
+    <w:p>
+      <w:pPr>
+        <w:pStyle w:val="FirstParagraph"/>
+      </w:pPr>
+      <w:r>
+        <w:t xml:space="preserve">애드센스 블로그, 유튜브, 플레이 북스, 검색 품질 평가자, 앱스 스크립트 자동화 대행 등 구글을 통해 돈을 버는 방식 11가지를 같은 기준으로 따로 검토했다(</w:t>
+      </w:r>
+      <w:r>
+        <w:rPr>
+          <w:rStyle w:val="VerbatimChar"/>
+        </w:rPr>
+        <w:t xml:space="preserve">2026-10_구글활용_투잡_추가조사.md</w:t>
+      </w:r>
+      <w:r>
+        <w:t xml:space="preserve">). 구글이 직접 돈을 주는 방식은 모두 많은 방문자가 필요해 조건에 맞지 않았고,</w:t>
+      </w:r>
+      <w:r>
+        <w:t xml:space="preserve"> </w:t>
+      </w:r>
+      <w:r>
+        <w:rPr>
+          <w:bCs/>
+          <w:b/>
+        </w:rPr>
+        <w:t xml:space="preserve">구글 시트·앱스 스크립트 업무 자동화 대행</w:t>
+      </w:r>
+      <w:r>
+        <w:t xml:space="preserve">(크몽, 건당 5~30만 원)이 1순위의 보조 상품으로 맞아 월 50~100만 원을 더할 수 있다고 봤다. 플레이 북스는 3순위 전자책의 추가 유통 채널로 쓴다.</w:t>
+      </w:r>
+    </w:p>
+    <w:p>
+      <w:r>
+        <w:pict>
+          <v:rect style="width:0;height:1.5pt" o:hralign="center" o:hrstd="t" o:hr="t"/>
+        </w:pict>
+      </w:r>
+    </w:p>
     <w:bookmarkEnd w:id="28"/>
-    <w:bookmarkStart w:id="29" w:name="X8048055808b8d1a4e8605efb511b39f438a2667"/>
+    <w:bookmarkEnd w:id="29"/>
+    <w:bookmarkStart w:id="30" w:name="X8048055808b8d1a4e8605efb511b39f438a2667"/>
     <w:p>
       <w:pPr>
         <w:pStyle w:val="Heading2"/>
@@ -2797,8 +2844,8 @@
         </w:pict>
       </w:r>
     </w:p>
-    <w:bookmarkEnd w:id="29"/>
-    <w:bookmarkStart w:id="33" w:name="Xf12a9691b7251aaf0dcbdba99cac6b1ac8b5994"/>
+    <w:bookmarkEnd w:id="30"/>
+    <w:bookmarkStart w:id="34" w:name="Xf12a9691b7251aaf0dcbdba99cac6b1ac8b5994"/>
     <w:p>
       <w:pPr>
         <w:pStyle w:val="Heading2"/>
@@ -2807,7 +2854,7 @@
         <w:t xml:space="preserve">4. 서비스 구성과 가격</w:t>
       </w:r>
     </w:p>
-    <w:bookmarkStart w:id="30" w:name="Xeffd8901ee1826d71b1a90bd1baf4a98368fdd5"/>
+    <w:bookmarkStart w:id="31" w:name="Xeffd8901ee1826d71b1a90bd1baf4a98368fdd5"/>
     <w:p>
       <w:pPr>
         <w:pStyle w:val="Heading3"/>
@@ -3185,8 +3232,8 @@
         <w:t xml:space="preserve">추가 옵션: 급행(납기 절반) +50%, 영문 요약본 +10만 원, 추가 수정 1회 +5만 원.</w:t>
       </w:r>
     </w:p>
-    <w:bookmarkEnd w:id="30"/>
-    <w:bookmarkStart w:id="31" w:name="X5e759c5d6868b11397b82be651fef94523fa250"/>
+    <w:bookmarkEnd w:id="31"/>
+    <w:bookmarkStart w:id="32" w:name="X5e759c5d6868b11397b82be651fef94523fa250"/>
     <w:p>
       <w:pPr>
         <w:pStyle w:val="Heading3"/>
@@ -3231,8 +3278,8 @@
         <w:t xml:space="preserve">시간당 매출로 환산하면 STANDARD 6.3만 원, DELUXE 5.6만 원, PREMIUM 5.7만 원이다. 1.2절 기준(5만 원)을 모두 넘는다.</w:t>
       </w:r>
     </w:p>
-    <w:bookmarkEnd w:id="31"/>
-    <w:bookmarkStart w:id="32" w:name="X498b2e965f0e2c77574c9ee664194b474d1858b"/>
+    <w:bookmarkEnd w:id="32"/>
+    <w:bookmarkStart w:id="33" w:name="X498b2e965f0e2c77574c9ee664194b474d1858b"/>
     <w:p>
       <w:pPr>
         <w:pStyle w:val="Heading3"/>
@@ -3329,9 +3376,9 @@
         </w:pict>
       </w:r>
     </w:p>
-    <w:bookmarkEnd w:id="32"/>
     <w:bookmarkEnd w:id="33"/>
-    <w:bookmarkStart w:id="38" w:name="X903cc8ed662a8fc9ba1b7fe0aac60bcef0de5f3"/>
+    <w:bookmarkEnd w:id="34"/>
+    <w:bookmarkStart w:id="39" w:name="X903cc8ed662a8fc9ba1b7fe0aac60bcef0de5f3"/>
     <w:p>
       <w:pPr>
         <w:pStyle w:val="Heading2"/>
@@ -3340,7 +3387,7 @@
         <w:t xml:space="preserve">5. 운영 계획</w:t>
       </w:r>
     </w:p>
-    <w:bookmarkStart w:id="34" w:name="X8c2d01e4eebde81a811252f10a74ad293f5bd13"/>
+    <w:bookmarkStart w:id="35" w:name="X8c2d01e4eebde81a811252f10a74ad293f5bd13"/>
     <w:p>
       <w:pPr>
         <w:pStyle w:val="Heading3"/>
@@ -3802,8 +3849,8 @@
         <w:t xml:space="preserve">하루 1~2시간씩 5~6일에 나누면 납기 7일 안에 끝난다. 두 건이 겹치면 주말을 쓴다.</w:t>
       </w:r>
     </w:p>
-    <w:bookmarkEnd w:id="34"/>
-    <w:bookmarkStart w:id="35" w:name="Xe449cb8c2cdde6f5802150ed869d6a73e6d0870"/>
+    <w:bookmarkEnd w:id="35"/>
+    <w:bookmarkStart w:id="36" w:name="Xe449cb8c2cdde6f5802150ed869d6a73e6d0870"/>
     <w:p>
       <w:pPr>
         <w:pStyle w:val="Heading3"/>
@@ -3878,8 +3925,8 @@
         <w:t xml:space="preserve">고객 자료는 작업 종료 후 대화에서 삭제한다. 본업 회사 문서는 절대 올리지 않는다. 클로드가 만든 숫자와 사례는 반드시 출처를 확인하거나 고객 자료로 대체한다.</w:t>
       </w:r>
     </w:p>
-    <w:bookmarkEnd w:id="35"/>
-    <w:bookmarkStart w:id="36" w:name="Xb05bfc945e391cf3d1afd02d255792f275f491b"/>
+    <w:bookmarkEnd w:id="36"/>
+    <w:bookmarkStart w:id="37" w:name="Xb05bfc945e391cf3d1afd02d255792f275f491b"/>
     <w:p>
       <w:pPr>
         <w:pStyle w:val="Heading3"/>
@@ -4087,8 +4134,8 @@
         <w:t xml:space="preserve">문의 응답은 출퇴근 중 휴대폰으로도 가능하다. 본업 근무 시간에는 응답하지 않는다는 원칙을 상품 페이지에 명시한다(「평일 21시 이후 응답」).</w:t>
       </w:r>
     </w:p>
-    <w:bookmarkEnd w:id="36"/>
-    <w:bookmarkStart w:id="37" w:name="X98fc21dfbb03d4e21be12a286daa540e31b0f92"/>
+    <w:bookmarkEnd w:id="37"/>
+    <w:bookmarkStart w:id="38" w:name="X98fc21dfbb03d4e21be12a286daa540e31b0f92"/>
     <w:p>
       <w:pPr>
         <w:pStyle w:val="Heading3"/>
@@ -4457,9 +4504,9 @@
         </w:pict>
       </w:r>
     </w:p>
-    <w:bookmarkEnd w:id="37"/>
     <w:bookmarkEnd w:id="38"/>
-    <w:bookmarkStart w:id="43" w:name="X8b0aff0c75234a991c1ff9a3bd4f90abf24802b"/>
+    <w:bookmarkEnd w:id="39"/>
+    <w:bookmarkStart w:id="44" w:name="X8b0aff0c75234a991c1ff9a3bd4f90abf24802b"/>
     <w:p>
       <w:pPr>
         <w:pStyle w:val="Heading2"/>
@@ -4468,7 +4515,7 @@
         <w:t xml:space="preserve">6. 재무 계획</w:t>
       </w:r>
     </w:p>
-    <w:bookmarkStart w:id="39" w:name="Xa009fb9273a594a2af04004e7e028dd94f62033"/>
+    <w:bookmarkStart w:id="40" w:name="Xa009fb9273a594a2af04004e7e028dd94f62033"/>
     <w:p>
       <w:pPr>
         <w:pStyle w:val="Heading3"/>
@@ -4752,8 +4799,8 @@
         </w:tc>
       </w:tr>
     </w:tbl>
-    <w:bookmarkEnd w:id="39"/>
-    <w:bookmarkStart w:id="40" w:name="Xf398ef323ffcc339557e16b9bc657c5725e8f5f"/>
+    <w:bookmarkEnd w:id="40"/>
+    <w:bookmarkStart w:id="41" w:name="Xf398ef323ffcc339557e16b9bc657c5725e8f5f"/>
     <w:p>
       <w:pPr>
         <w:pStyle w:val="Heading3"/>
@@ -5067,8 +5114,8 @@
         </w:tc>
       </w:tr>
     </w:tbl>
-    <w:bookmarkEnd w:id="40"/>
-    <w:bookmarkStart w:id="41" w:name="X33c063c010a1114607fbb302902e5bb83f0d0df"/>
+    <w:bookmarkEnd w:id="41"/>
+    <w:bookmarkStart w:id="42" w:name="X33c063c010a1114607fbb302902e5bb83f0d0df"/>
     <w:p>
       <w:pPr>
         <w:pStyle w:val="Heading3"/>
@@ -5600,8 +5647,8 @@
         <w:t xml:space="preserve">1차 연도 합계는 매출 약 2,760만 원, 세전 순수익 약 2,080만 원이다.</w:t>
       </w:r>
     </w:p>
-    <w:bookmarkEnd w:id="41"/>
-    <w:bookmarkStart w:id="42" w:name="X0cadee2bafc3a2d46cf515cb2eb89e80cb578f1"/>
+    <w:bookmarkEnd w:id="42"/>
+    <w:bookmarkStart w:id="43" w:name="X0cadee2bafc3a2d46cf515cb2eb89e80cb578f1"/>
     <w:p>
       <w:pPr>
         <w:pStyle w:val="Heading3"/>
@@ -5678,9 +5725,9 @@
         </w:pict>
       </w:r>
     </w:p>
-    <w:bookmarkEnd w:id="42"/>
     <w:bookmarkEnd w:id="43"/>
-    <w:bookmarkStart w:id="44" w:name="X951efc85897f244c4c57df4afdfe6e9c63daa44"/>
+    <w:bookmarkEnd w:id="44"/>
+    <w:bookmarkStart w:id="45" w:name="X951efc85897f244c4c57df4afdfe6e9c63daa44"/>
     <w:p>
       <w:pPr>
         <w:pStyle w:val="Heading2"/>
@@ -6241,8 +6288,8 @@
         </w:pict>
       </w:r>
     </w:p>
-    <w:bookmarkEnd w:id="44"/>
-    <w:bookmarkStart w:id="45" w:name="X13e266f729a44c75181479b2bbdbb5dc8d95dc6"/>
+    <w:bookmarkEnd w:id="45"/>
+    <w:bookmarkStart w:id="46" w:name="X13e266f729a44c75181479b2bbdbb5dc8d95dc6"/>
     <w:p>
       <w:pPr>
         <w:pStyle w:val="Heading2"/>
@@ -6703,8 +6750,8 @@
         </w:pict>
       </w:r>
     </w:p>
-    <w:bookmarkEnd w:id="45"/>
-    <w:bookmarkStart w:id="46" w:name="X9c8d4e1268a56a0eb01af632ff3e18f6046af0d"/>
+    <w:bookmarkEnd w:id="46"/>
+    <w:bookmarkStart w:id="47" w:name="X9c8d4e1268a56a0eb01af632ff3e18f6046af0d"/>
     <w:p>
       <w:pPr>
         <w:pStyle w:val="Heading2"/>
@@ -6957,8 +7004,8 @@
         </w:pict>
       </w:r>
     </w:p>
-    <w:bookmarkEnd w:id="46"/>
-    <w:bookmarkStart w:id="52" w:name="Xf2dd777ea062a5f34554d7fc08628649c4b5750"/>
+    <w:bookmarkEnd w:id="47"/>
+    <w:bookmarkStart w:id="53" w:name="Xf2dd777ea062a5f34554d7fc08628649c4b5750"/>
     <w:p>
       <w:pPr>
         <w:pStyle w:val="Heading2"/>
@@ -7013,7 +7060,7 @@
         <w:t xml:space="preserve">에 있다.</w:t>
       </w:r>
     </w:p>
-    <w:bookmarkStart w:id="47" w:name="X40855f26761bf0e5c6559ee3cebbf10b2b1f3c0"/>
+    <w:bookmarkStart w:id="48" w:name="X40855f26761bf0e5c6559ee3cebbf10b2b1f3c0"/>
     <w:p>
       <w:pPr>
         <w:pStyle w:val="Heading3"/>
@@ -7211,8 +7258,8 @@
         </w:tc>
       </w:tr>
     </w:tbl>
-    <w:bookmarkEnd w:id="47"/>
-    <w:bookmarkStart w:id="48" w:name="X1dd23c9daa478ca71dfa9997d16d2d7ab8bd32a"/>
+    <w:bookmarkEnd w:id="48"/>
+    <w:bookmarkStart w:id="49" w:name="X1dd23c9daa478ca71dfa9997d16d2d7ab8bd32a"/>
     <w:p>
       <w:pPr>
         <w:pStyle w:val="Heading3"/>
@@ -7508,8 +7555,8 @@
         <w:t xml:space="preserve">전체 4~6시간으로 1순위 포트폴리오 제작이 끝난 3~4주 차에 한다.</w:t>
       </w:r>
     </w:p>
-    <w:bookmarkEnd w:id="48"/>
-    <w:bookmarkStart w:id="49" w:name="X3cb101597808e7702a9afcf439fa4c0f02167ce"/>
+    <w:bookmarkEnd w:id="49"/>
+    <w:bookmarkStart w:id="50" w:name="X3cb101597808e7702a9afcf439fa4c0f02167ce"/>
     <w:p>
       <w:pPr>
         <w:pStyle w:val="Heading3"/>
@@ -7825,8 +7872,8 @@
         <w:t xml:space="preserve">크몽 수수료는 1순위와 같은 정책(19,000원 기준 약 21.7% 추정)을 적용했다. 유페이퍼 수수료는 작성 시점에 공개 자료로 확인하지 못해 전망에 넣지 않았다. 전자책 매출은 1순위 목표(300만 원)와 별도이며, 보수적으로 월 10~30만 원을 더하는 수준으로 본다.</w:t>
       </w:r>
     </w:p>
-    <w:bookmarkEnd w:id="49"/>
-    <w:bookmarkStart w:id="50" w:name="X3718f760b577036b71855d8ed9670c8b4d7a976"/>
+    <w:bookmarkEnd w:id="50"/>
+    <w:bookmarkStart w:id="51" w:name="X3718f760b577036b71855d8ed9670c8b4d7a976"/>
     <w:p>
       <w:pPr>
         <w:pStyle w:val="Heading3"/>
@@ -7871,8 +7918,8 @@
         <w:t xml:space="preserve">컨설팅에서 반복되는 문서 유형은 6개월마다 템플릿으로 추가해 개정판을 낸다. 개정판은 기존 구매자에게 무료로 다시 보내 리뷰를 다시 받는다.</w:t>
       </w:r>
     </w:p>
-    <w:bookmarkEnd w:id="50"/>
-    <w:bookmarkStart w:id="51" w:name="X4a9e4244cd0ffa276bf85c45c0f0cab16136535"/>
+    <w:bookmarkEnd w:id="51"/>
+    <w:bookmarkStart w:id="52" w:name="X4a9e4244cd0ffa276bf85c45c0f0cab16136535"/>
     <w:p>
       <w:pPr>
         <w:pStyle w:val="Heading3"/>
@@ -8025,9 +8072,9 @@
         </w:pict>
       </w:r>
     </w:p>
-    <w:bookmarkEnd w:id="51"/>
     <w:bookmarkEnd w:id="52"/>
-    <w:bookmarkStart w:id="53" w:name="부록-a-클로드-프롬프트-초안-5종"/>
+    <w:bookmarkEnd w:id="53"/>
+    <w:bookmarkStart w:id="54" w:name="부록-a-클로드-프롬프트-초안-5종"/>
     <w:p>
       <w:pPr>
         <w:pStyle w:val="Heading2"/>
@@ -8265,8 +8312,8 @@
         </w:pict>
       </w:r>
     </w:p>
-    <w:bookmarkEnd w:id="53"/>
-    <w:bookmarkStart w:id="61" w:name="부록-b-참고-자료"/>
+    <w:bookmarkEnd w:id="54"/>
+    <w:bookmarkStart w:id="62" w:name="부록-b-참고-자료"/>
     <w:p>
       <w:pPr>
         <w:pStyle w:val="Heading2"/>
@@ -8289,7 +8336,7 @@
       <w:r>
         <w:t xml:space="preserve"> </w:t>
       </w:r>
-      <w:hyperlink r:id="rId54">
+      <w:hyperlink r:id="rId55">
         <w:r>
           <w:rPr>
             <w:rStyle w:val="Hyperlink"/>
@@ -8312,7 +8359,7 @@
       <w:r>
         <w:t xml:space="preserve"> </w:t>
       </w:r>
-      <w:hyperlink r:id="rId55">
+      <w:hyperlink r:id="rId56">
         <w:r>
           <w:rPr>
             <w:rStyle w:val="Hyperlink"/>
@@ -8335,7 +8382,7 @@
       <w:r>
         <w:t xml:space="preserve"> </w:t>
       </w:r>
-      <w:hyperlink r:id="rId56">
+      <w:hyperlink r:id="rId57">
         <w:r>
           <w:rPr>
             <w:rStyle w:val="Hyperlink"/>
@@ -8358,7 +8405,7 @@
       <w:r>
         <w:t xml:space="preserve"> </w:t>
       </w:r>
-      <w:hyperlink r:id="rId57">
+      <w:hyperlink r:id="rId58">
         <w:r>
           <w:rPr>
             <w:rStyle w:val="Hyperlink"/>
@@ -8381,7 +8428,7 @@
       <w:r>
         <w:t xml:space="preserve"> </w:t>
       </w:r>
-      <w:hyperlink r:id="rId58">
+      <w:hyperlink r:id="rId59">
         <w:r>
           <w:rPr>
             <w:rStyle w:val="Hyperlink"/>
@@ -8410,7 +8457,7 @@
       <w:r>
         <w:t xml:space="preserve"> </w:t>
       </w:r>
-      <w:hyperlink r:id="rId59">
+      <w:hyperlink r:id="rId60">
         <w:r>
           <w:rPr>
             <w:rStyle w:val="Hyperlink"/>
@@ -8433,7 +8480,7 @@
       <w:r>
         <w:t xml:space="preserve"> </w:t>
       </w:r>
-      <w:hyperlink r:id="rId60">
+      <w:hyperlink r:id="rId61">
         <w:r>
           <w:rPr>
             <w:rStyle w:val="Hyperlink"/>
@@ -8442,8 +8489,8 @@
         </w:r>
       </w:hyperlink>
     </w:p>
-    <w:bookmarkEnd w:id="61"/>
     <w:bookmarkEnd w:id="62"/>
+    <w:bookmarkEnd w:id="63"/>
     <w:sectPr/>
   </w:body>
 </w:document>
